--- a/briefings/线口监测早报-2026-08-18.docx
+++ b/briefings/线口监测早报-2026-08-18.docx
@@ -22,7 +22,7 @@
           <w:color w:val="888888"/>
           <w:sz w:val="18"/>
         </w:rPr>
-        <w:t>监测窗口:近48小时 | 生成时间:2026-08-18 11:13</w:t>
+        <w:t>监测窗口:近48小时 | 生成时间:2026-08-18 11:32</w:t>
       </w:r>
     </w:p>
     <w:p>
@@ -70,6 +70,57 @@
           <w:color w:val="888888"/>
           <w:sz w:val="24"/>
         </w:rPr>
+        <w:t>Meta 专利探索智能眼镜未来：可识别人脸自动梳理、AI 提取精彩片段</w:t>
+      </w:r>
+    </w:p>
+    <w:p>
+      <w:r>
+        <w:rPr>
+          <w:rFonts w:ascii="Times New Roman" w:hAnsi="Times New Roman" w:eastAsia="宋体"/>
+          <w:color w:val="888888"/>
+          <w:sz w:val="18"/>
+        </w:rPr>
+        <w:t>来源:IT之家 | 时间:08-18 11:23</w:t>
+      </w:r>
+    </w:p>
+    <w:p>
+      <w:r>
+        <w:rPr>
+          <w:rFonts w:ascii="Times New Roman" w:hAnsi="Times New Roman" w:eastAsia="宋体"/>
+          <w:sz w:val="18"/>
+        </w:rPr>
+        <w:t>链接:</w:t>
+      </w:r>
+      <w:hyperlink r:id="rId9">
+        <w:r>
+          <w:rPr>
+            <w:color w:val="0563C1"/>
+            <w:u w:val="single"/>
+          </w:rPr>
+          <w:t>Meta 专利探索智能眼镜未来：可识别人脸自动梳理、AI 提取精彩片段</w:t>
+        </w:r>
+      </w:hyperlink>
+    </w:p>
+    <w:p>
+      <w:pPr>
+        <w:pStyle w:val="Heading3"/>
+      </w:pPr>
+      <w:r>
+        <w:rPr>
+          <w:rFonts w:ascii="Times New Roman" w:hAnsi="Times New Roman" w:eastAsia="黑体"/>
+          <w:b w:val="0"/>
+          <w:color w:val="888888"/>
+          <w:sz w:val="24"/>
+        </w:rPr>
+        <w:t>【C级·参考】</w:t>
+      </w:r>
+      <w:r>
+        <w:rPr>
+          <w:rFonts w:ascii="Times New Roman" w:hAnsi="Times New Roman" w:eastAsia="黑体"/>
+          <w:b w:val="0"/>
+          <w:color w:val="888888"/>
+          <w:sz w:val="24"/>
+        </w:rPr>
         <w:t>雷鸟全新 iO 系列官宣 8 月 21 日发布：定位首款“人类增强 AI 眼镜”</w:t>
       </w:r>
     </w:p>
@@ -91,7 +142,7 @@
         </w:rPr>
         <w:t>链接:</w:t>
       </w:r>
-      <w:hyperlink r:id="rId9">
+      <w:hyperlink r:id="rId10">
         <w:r>
           <w:rPr>
             <w:color w:val="0563C1"/>
@@ -142,7 +193,7 @@
         </w:rPr>
         <w:t>链接:</w:t>
       </w:r>
-      <w:hyperlink r:id="rId10">
+      <w:hyperlink r:id="rId11">
         <w:r>
           <w:rPr>
             <w:color w:val="0563C1"/>
@@ -193,7 +244,7 @@
         </w:rPr>
         <w:t>链接:</w:t>
       </w:r>
-      <w:hyperlink r:id="rId11">
+      <w:hyperlink r:id="rId12">
         <w:r>
           <w:rPr>
             <w:color w:val="0563C1"/>
@@ -244,7 +295,7 @@
         </w:rPr>
         <w:t>链接:</w:t>
       </w:r>
-      <w:hyperlink r:id="rId12">
+      <w:hyperlink r:id="rId13">
         <w:r>
           <w:rPr>
             <w:color w:val="0563C1"/>
@@ -295,7 +346,7 @@
         </w:rPr>
         <w:t>链接:</w:t>
       </w:r>
-      <w:hyperlink r:id="rId13">
+      <w:hyperlink r:id="rId14">
         <w:r>
           <w:rPr>
             <w:color w:val="0563C1"/>
@@ -346,7 +397,7 @@
         </w:rPr>
         <w:t>链接:</w:t>
       </w:r>
-      <w:hyperlink r:id="rId14">
+      <w:hyperlink r:id="rId15">
         <w:r>
           <w:rPr>
             <w:color w:val="0563C1"/>
@@ -397,7 +448,7 @@
         </w:rPr>
         <w:t>链接:</w:t>
       </w:r>
-      <w:hyperlink r:id="rId15">
+      <w:hyperlink r:id="rId16">
         <w:r>
           <w:rPr>
             <w:color w:val="0563C1"/>
@@ -448,7 +499,7 @@
         </w:rPr>
         <w:t>链接:</w:t>
       </w:r>
-      <w:hyperlink r:id="rId16">
+      <w:hyperlink r:id="rId17">
         <w:r>
           <w:rPr>
             <w:color w:val="0563C1"/>
@@ -499,7 +550,7 @@
         </w:rPr>
         <w:t>链接:</w:t>
       </w:r>
-      <w:hyperlink r:id="rId17">
+      <w:hyperlink r:id="rId18">
         <w:r>
           <w:rPr>
             <w:color w:val="0563C1"/>
@@ -550,7 +601,7 @@
         </w:rPr>
         <w:t>链接:</w:t>
       </w:r>
-      <w:hyperlink r:id="rId18">
+      <w:hyperlink r:id="rId19">
         <w:r>
           <w:rPr>
             <w:color w:val="0563C1"/>
@@ -601,7 +652,7 @@
         </w:rPr>
         <w:t>链接:</w:t>
       </w:r>
-      <w:hyperlink r:id="rId19">
+      <w:hyperlink r:id="rId20">
         <w:r>
           <w:rPr>
             <w:color w:val="0563C1"/>
@@ -652,7 +703,7 @@
         </w:rPr>
         <w:t>链接:</w:t>
       </w:r>
-      <w:hyperlink r:id="rId20">
+      <w:hyperlink r:id="rId21">
         <w:r>
           <w:rPr>
             <w:color w:val="0563C1"/>
@@ -703,7 +754,7 @@
         </w:rPr>
         <w:t>链接:</w:t>
       </w:r>
-      <w:hyperlink r:id="rId21">
+      <w:hyperlink r:id="rId22">
         <w:r>
           <w:rPr>
             <w:color w:val="0563C1"/>
@@ -754,7 +805,7 @@
         </w:rPr>
         <w:t>链接:</w:t>
       </w:r>
-      <w:hyperlink r:id="rId22">
+      <w:hyperlink r:id="rId23">
         <w:r>
           <w:rPr>
             <w:color w:val="0563C1"/>
@@ -805,7 +856,7 @@
         </w:rPr>
         <w:t>链接:</w:t>
       </w:r>
-      <w:hyperlink r:id="rId23">
+      <w:hyperlink r:id="rId24">
         <w:r>
           <w:rPr>
             <w:color w:val="0563C1"/>
@@ -856,7 +907,7 @@
         </w:rPr>
         <w:t>链接:</w:t>
       </w:r>
-      <w:hyperlink r:id="rId24">
+      <w:hyperlink r:id="rId25">
         <w:r>
           <w:rPr>
             <w:color w:val="0563C1"/>
@@ -907,7 +958,7 @@
         </w:rPr>
         <w:t>链接:</w:t>
       </w:r>
-      <w:hyperlink r:id="rId25">
+      <w:hyperlink r:id="rId26">
         <w:r>
           <w:rPr>
             <w:color w:val="0563C1"/>
@@ -958,7 +1009,7 @@
         </w:rPr>
         <w:t>链接:</w:t>
       </w:r>
-      <w:hyperlink r:id="rId26">
+      <w:hyperlink r:id="rId27">
         <w:r>
           <w:rPr>
             <w:color w:val="0563C1"/>
@@ -1009,7 +1060,7 @@
         </w:rPr>
         <w:t>链接:</w:t>
       </w:r>
-      <w:hyperlink r:id="rId27">
+      <w:hyperlink r:id="rId28">
         <w:r>
           <w:rPr>
             <w:color w:val="0563C1"/>
@@ -1060,64 +1111,13 @@
         </w:rPr>
         <w:t>链接:</w:t>
       </w:r>
-      <w:hyperlink r:id="rId28">
+      <w:hyperlink r:id="rId29">
         <w:r>
           <w:rPr>
             <w:color w:val="0563C1"/>
             <w:u w:val="single"/>
           </w:rPr>
           <w:t>功耗碾压国际大厂？用RISC-V重新定义AI眼镜的连接功耗</w:t>
-        </w:r>
-      </w:hyperlink>
-    </w:p>
-    <w:p>
-      <w:pPr>
-        <w:pStyle w:val="Heading3"/>
-      </w:pPr>
-      <w:r>
-        <w:rPr>
-          <w:rFonts w:ascii="Times New Roman" w:hAnsi="Times New Roman" w:eastAsia="黑体"/>
-          <w:b w:val="0"/>
-          <w:color w:val="888888"/>
-          <w:sz w:val="24"/>
-        </w:rPr>
-        <w:t>【C级·参考】</w:t>
-      </w:r>
-      <w:r>
-        <w:rPr>
-          <w:rFonts w:ascii="Times New Roman" w:hAnsi="Times New Roman" w:eastAsia="黑体"/>
-          <w:b w:val="0"/>
-          <w:color w:val="888888"/>
-          <w:sz w:val="24"/>
-        </w:rPr>
-        <w:t>吉比特业绩暴增，《甄嬛传》即将上线！卢竑岩：详解海外翻倍、如何看AI？</w:t>
-      </w:r>
-    </w:p>
-    <w:p>
-      <w:r>
-        <w:rPr>
-          <w:rFonts w:ascii="Times New Roman" w:hAnsi="Times New Roman" w:eastAsia="宋体"/>
-          <w:color w:val="888888"/>
-          <w:sz w:val="18"/>
-        </w:rPr>
-        <w:t>来源:GameLook | 时间:08-17 11:42</w:t>
-      </w:r>
-    </w:p>
-    <w:p>
-      <w:r>
-        <w:rPr>
-          <w:rFonts w:ascii="Times New Roman" w:hAnsi="Times New Roman" w:eastAsia="宋体"/>
-          <w:sz w:val="18"/>
-        </w:rPr>
-        <w:t>链接:</w:t>
-      </w:r>
-      <w:hyperlink r:id="rId29">
-        <w:r>
-          <w:rPr>
-            <w:color w:val="0563C1"/>
-            <w:u w:val="single"/>
-          </w:rPr>
-          <w:t>吉比特业绩暴增，《甄嬛传》即将上线！卢竑岩：详解海外翻倍、如何看AI？</w:t>
         </w:r>
       </w:hyperlink>
     </w:p>
